--- a/CAHIER DES CHARGES ADMIN SIRA GO.docx
+++ b/CAHIER DES CHARGES ADMIN SIRA GO.docx
@@ -626,7 +626,34 @@
           <w:sz w:val="40"/>
           <w:szCs w:val="40"/>
         </w:rPr>
-        <w:t>Moniteur de Secousse (Shake Sensor) : Affichage du minuteur de confirmation (30s) en direct du téléphone utilisateur.</w:t>
+        <w:t>ALERTE AVEC LE BOUTTON DE VOLUME 3click</w:t>
+      </w:r>
+      <w:r>
+        <w:rPr>
+          <w:b/>
+          <w:bCs/>
+          <w:sz w:val="40"/>
+          <w:szCs w:val="40"/>
+        </w:rPr>
+        <w:t>: Affichage du minuteur de confirmation (</w:t>
+      </w:r>
+      <w:r>
+        <w:rPr>
+          <w:b/>
+          <w:bCs/>
+          <w:sz w:val="40"/>
+          <w:szCs w:val="40"/>
+        </w:rPr>
+        <w:t>1m</w:t>
+      </w:r>
+      <w:r>
+        <w:rPr>
+          <w:b/>
+          <w:bCs/>
+          <w:sz w:val="40"/>
+          <w:szCs w:val="40"/>
+        </w:rPr>
+        <w:t>) en direct du téléphone utilisateur.</w:t>
       </w:r>
     </w:p>
     <w:p>
@@ -984,7 +1011,7 @@
           <w:sz w:val="40"/>
           <w:szCs w:val="40"/>
         </w:rPr>
-        <w:t>Base de données : MySQL (MariaDB) avec procédures stockées pour le calcul de prix.</w:t>
+        <w:t>Base de données : MySQL avec procédures stockées pour le calcul de prix.</w:t>
       </w:r>
     </w:p>
     <w:p>
@@ -3453,6 +3480,7 @@
   <w:style w:type="character" w:default="1" w:styleId="Policepardfaut">
     <w:name w:val="Default Paragraph Font"/>
     <w:uiPriority w:val="1"/>
+    <w:semiHidden/>
     <w:unhideWhenUsed/>
   </w:style>
   <w:style w:type="table" w:default="1" w:styleId="TableauNormal">
